--- a/일본판/4부/4부_1화_나라의_균열.docx
+++ b/일본판/4부/4부_1화_나라의_균열.docx
@@ -92,7 +92,7 @@
           <w:color w:val="555555"/>
           <w:sz w:val="22"/>
         </w:rPr>
-        <w:t>(2022年9月5日(月)、午前七時半。汐見市柳沢地区。稲穂は垂れて、田の端から黄色くなりかけている。畦の上に、三年前の黒いフレコンバッグが一つもないのが、かえって目に入る。軽トラックの荷台に腰を掛けた菅野が、作業帽を直す。遼は背広の上着を脱いで、畦に立っている。少し離れて、灯が麦茶の水筒を二つ持っている。)</w:t>
+        <w:t>(2022年9月5日(月)午前七時半。汐見市柳沢地区。稲穂は垂れて、田の端から黄色くなりかけている。畦の上に、三年前の黒いフレコンバッグが一つもないのが、かえって目に入る。軽トラックの荷台に腰を掛けた菅野が、作業帽を直す。遼は背広の上着を脱いで、畦に立っている。少し離れて、灯が麦茶の水筒を二つ持っている。)</w:t>
       </w:r>
     </w:p>
     <w:p>
@@ -161,7 +161,7 @@
           <w:i w:val="0"/>
           <w:sz w:val="22"/>
         </w:rPr>
-        <w:t>履ぐ機会は作れ。田んぼは待ってくれねえ。(稲穂を一本、指で撫でる)ほれ、今年は粒がいい。あと十日もすれば、刈れる。</w:t>
+        <w:t>履ぐ機会は作れ。田んぼは待ってくれねえ。(稲穂を一本、指で撫でる)ほれ今年は粒がいい。あと十日もすれば、刈れる。</w:t>
       </w:r>
     </w:p>
     <w:p>
@@ -184,7 +184,7 @@
           <w:i w:val="0"/>
           <w:sz w:val="22"/>
         </w:rPr>
-        <w:t>新聞では、お米が二倍になったと書いてあります。スーパーの五キロが、去年の二千円から、四千円近くに。</w:t>
+        <w:t>新聞ではお米が二倍になったと書いてあります。スーパーの五キロが、去年の二千円から、四千円近くに。</w:t>
       </w:r>
     </w:p>
     <w:p>
@@ -253,7 +253,7 @@
           <w:i w:val="0"/>
           <w:sz w:val="22"/>
         </w:rPr>
-        <w:t>上がった。六十キロで、去年の一万二千円から、二万にちょっと。(指を折る)んだが、肥料が一年で倍近く。乾燥機の重油も、電気代も上がった。コンバインは、先月ベルトが切れて、直すだけで八万。</w:t>
+        <w:t>上がった。六十キロで、去年の一万二千円から、二万にちょっと。(指を折る)んだが肥料が一年で倍近く。乾燥機の重油も、電気代も上がった。コンバインは、先月ベルトが切れて、直すだけで八万。</w:t>
       </w:r>
     </w:p>
     <w:p>
@@ -299,7 +299,7 @@
           <w:i w:val="0"/>
           <w:sz w:val="22"/>
         </w:rPr>
-        <w:t>消えるっつーか、先に出てく。金は先に出て、米が金になるのは、十月、十一月だ。それまでの借りが、年々、でかぐなる。(腰をさすって)こわいなあ。刈り取るまでが、一番こわい。</w:t>
+        <w:t>消えるっつーか、先に出てく。金は先に出て、米が金になるのは、十月、十一月だ。それまでの借りが、年々でかぐなる。(腰をさすって)こわいなあ。刈り取るまでが、一番こわい。</w:t>
       </w:r>
     </w:p>
     <w:p>
@@ -360,7 +360,7 @@
           <w:i w:val="0"/>
           <w:sz w:val="22"/>
         </w:rPr>
-        <w:t>怒るのは当然だ。(静かに)おらだって、高い米は、買えねえ。(間)んだども、都会の人は、おらたちが儲けてるって思ってんだべ。</w:t>
+        <w:t>怒るのは当然だ。(静かに)おらだって高い米は、買えねえ。(間)んだども、都会の人は、おらたちが儲けてるって思ってんだべ。</w:t>
       </w:r>
     </w:p>
     <w:p>
@@ -383,7 +383,7 @@
           <w:i w:val="0"/>
           <w:sz w:val="22"/>
         </w:rPr>
-        <w:t>……読んでもいいですか。さっき、バスの中で見つけた文句があります。</w:t>
+        <w:t>……読んでもいいですか。さっきバスの中で見つけた文句があります。</w:t>
       </w:r>
     </w:p>
     <w:p>
@@ -490,7 +490,7 @@
           <w:i w:val="0"/>
           <w:sz w:val="22"/>
         </w:rPr>
-        <w:t>ほう。(帽子を脱いで、頭を掻く)んだども、「時を違えさせねえ」ってのは、役所の仕事だ。田植えの時期に水が来ねえ。刈り入れの時期に、人手がねえ。肥料は、外国の戦争で値が跳ねる。おらが時を違えてんのでねえ。違えさせられてる。</w:t>
+        <w:t>ほう。(帽子を脱いで、頭を掻く)んだども、「時を違えさせねえ」ってのは、役所の仕事だ。田植えの時期に水が来ねえ。刈り入れの時期に、人手がねえ。肥料は外国の戦争で値が跳ねる。おらが時を違えてんのでねえ。違えさせられてる。</w:t>
       </w:r>
     </w:p>
     <w:p>
@@ -513,7 +513,7 @@
           <w:i w:val="0"/>
           <w:sz w:val="22"/>
         </w:rPr>
-        <w:t>……その「違えさせている」のは、誰でしょうか。</w:t>
+        <w:t>……その「違えさせている」のは誰でしょうか。</w:t>
       </w:r>
     </w:p>
     <w:p>
@@ -536,7 +536,7 @@
           <w:i w:val="0"/>
           <w:sz w:val="22"/>
         </w:rPr>
-        <w:t>国だ、と言いてえとこだども、国は遠い。一番近くで見える顔は、農協の職員と、スーパーのレジの人だ。(小さく笑い)あの人たちに怒鳴っても、しゃんめえ。</w:t>
+        <w:t>国だと言いてえとこだども、国は遠い。一番近くで見える顔は、農協の職員と、スーパーのレジの人だ。(小さく笑い)あの人たちに怒鳴っても、しゃんめえ。</w:t>
       </w:r>
     </w:p>
     <w:p>
@@ -551,7 +551,7 @@
           <w:color w:val="555555"/>
           <w:sz w:val="22"/>
         </w:rPr>
-        <w:t>(風が稲穂を一斉に傾ける。遠くで、除染の仮置き場の跡地に張られたシートが、鈍く光る。)</w:t>
+        <w:t>(風が稲穂を一斉に傾ける。遠くで除染の仮置き場の跡地に張られたシートが、鈍く光る。)</w:t>
       </w:r>
     </w:p>
     <w:p>
@@ -574,7 +574,7 @@
           <w:i w:val="0"/>
           <w:sz w:val="22"/>
         </w:rPr>
-        <w:t>先生。また、ここさ来てけろ。刈った米、一握りでも持たせっから。</w:t>
+        <w:t>先生。またここさ来てけろ。刈った米、一握りでも持たせっから。</w:t>
       </w:r>
     </w:p>
     <w:p>
@@ -681,7 +681,7 @@
           <w:i w:val="0"/>
           <w:sz w:val="22"/>
         </w:rPr>
-        <w:t>座れ。麦茶は、飲んでから話すもんだ。</w:t>
+        <w:t>座れ。麦茶は飲んでから話すもんだ。</w:t>
       </w:r>
     </w:p>
     <w:p>
@@ -711,7 +711,7 @@
           <w:color w:val="555555"/>
           <w:sz w:val="22"/>
         </w:rPr>
-        <w:t>(九月六日(火)、午後一時半。昼の客が引いた「潮彩」。厨房の奥から、包丁の音。女将が、カウンターの内側で伝票の束を輪ゴムで留めている。壁の黒板に、日替わりの定食の価格が白墨で書かれ、「七百五十円」の数字だけが一度消されて、書き直されている。)</w:t>
+        <w:t>(九月六日(火)午後一時半。昼の客が引いた「潮彩」。厨房の奥から、包丁の音。女将がカウンターの内側で伝票の束を輪ゴムで留めている。壁の黒板に、日替わりの定食の価格が白墨で書かれ、「七百五十円」の数字だけが一度消されて、書き直されている。)</w:t>
       </w:r>
     </w:p>
     <w:p>
@@ -734,7 +734,7 @@
           <w:i w:val="0"/>
           <w:sz w:val="22"/>
         </w:rPr>
-        <w:t>ああ、先生。昼は終わったよ。今日は、鯖の味噌煮。</w:t>
+        <w:t>ああ先生。昼は終わったよ。今日は鯖の味噌煮。</w:t>
       </w:r>
     </w:p>
     <w:p>
@@ -772,7 +772,7 @@
           <w:color w:val="555555"/>
           <w:sz w:val="22"/>
         </w:rPr>
-        <w:t>(遼がカウンターに座る。女将が小鉢と汁椀を並べる。ご飯が、茶碗によそわれて、遼の手前に置かれる。)</w:t>
+        <w:t>(遼がカウンターに座る。女将が小鉢と汁椀を並べる。ご飯が茶碗によそわれて、遼の手前に置かれる。)</w:t>
       </w:r>
     </w:p>
     <w:p>
@@ -841,7 +841,7 @@
           <w:i w:val="0"/>
           <w:sz w:val="22"/>
         </w:rPr>
-        <w:t>仕入れ値が、一俵で、八千円上がった。(伝票を揃えて)ご飯のおかわりは、「一回だけ」にした。大盛りは、五十円。</w:t>
+        <w:t>仕入れ値が、一俵で八千円上がった。(伝票を揃えて)ご飯のおかわりは、「一回だけ」にした。大盛りは、五十円。</w:t>
       </w:r>
     </w:p>
     <w:p>
@@ -887,7 +887,7 @@
           <w:i w:val="0"/>
           <w:sz w:val="22"/>
         </w:rPr>
-        <w:t>文句は、言わないよ。言わないで、黙って、おかわりしなくなる。(ため息)あれは、ひどく見える。</w:t>
+        <w:t>文句は言わないよ。言わないで、黙っておかわりしなくなる。(ため息)あれは、ひどく見える。</w:t>
       </w:r>
     </w:p>
     <w:p>
@@ -925,7 +925,7 @@
           <w:i w:val="0"/>
           <w:sz w:val="22"/>
         </w:rPr>
-        <w:t>女将さん、うちも、味噌が上がった。それから、魚。おら、昨日からほとんど、サバしか焼いてねえ。</w:t>
+        <w:t>女将さん、うちも味噌が上がった。それから、魚。おら昨日からほとんど、サバしか焼いてねえ。</w:t>
       </w:r>
     </w:p>
     <w:p>
@@ -948,7 +948,7 @@
           <w:i w:val="0"/>
           <w:sz w:val="22"/>
         </w:rPr>
-        <w:t>サバは、まだ安いからね。(遼のほうへ)先生、ひとつ聞くけど、これ、国はどうすんの。</w:t>
+        <w:t>サバはまだ安いからね。(遼のほうへ)先生ひとつ聞くけど、これ国はどうすんの。</w:t>
       </w:r>
     </w:p>
     <w:p>
@@ -971,7 +971,7 @@
           <w:i w:val="0"/>
           <w:sz w:val="22"/>
         </w:rPr>
-        <w:t>米の価格を下げる手立ては、国会の議題には上がっています。ただ、農家の手取りと消費者の負担を、同時に守る方法は、今のところ見つかっていません。</w:t>
+        <w:t>米の価格を下げる手立ては、国会の議題には上がっています。ただ農家の手取りと消費者の負担を、同時に守る方法は、今のところ見つかっていません。</w:t>
       </w:r>
     </w:p>
     <w:p>
@@ -1032,7 +1032,7 @@
           <w:color w:val="555555"/>
           <w:sz w:val="22"/>
         </w:rPr>
-        <w:t>(翔太が、段ボール箱を抱えて裏口から入ってくる。)</w:t>
+        <w:t>(翔太が段ボール箱を抱えて裏口から入ってくる。)</w:t>
       </w:r>
     </w:p>
     <w:p>
@@ -1078,7 +1078,7 @@
           <w:i w:val="0"/>
           <w:sz w:val="22"/>
         </w:rPr>
-        <w:t>前は、四袋だったべ。</w:t>
+        <w:t>前は四袋だったべ。</w:t>
       </w:r>
     </w:p>
     <w:p>
@@ -1147,7 +1147,7 @@
           <w:i w:val="0"/>
           <w:sz w:val="22"/>
         </w:rPr>
-        <w:t>先生が、役所の中さ入ったら、何か変わったのか。</w:t>
+        <w:t>先生が役所の中さ入ったら、何か変わったのか。</w:t>
       </w:r>
     </w:p>
     <w:p>
@@ -1185,7 +1185,7 @@
           <w:i w:val="0"/>
           <w:sz w:val="22"/>
         </w:rPr>
-        <w:t>臨時国会は、まだ開いていません。ですが、聞かれたことには、答えます。……変わったことは、何もありません。</w:t>
+        <w:t>臨時国会は、まだ開いていません。ですが聞かれたことには、答えます。……変わったことは、何もありません。</w:t>
       </w:r>
     </w:p>
     <w:p>
@@ -1223,7 +1223,7 @@
           <w:color w:val="555555"/>
           <w:sz w:val="22"/>
         </w:rPr>
-        <w:t>(翔太は何も言わず、段ボール箱を台所へ運ぶ。女将が、遼の湯呑みに温かい番茶を注ぐ。)</w:t>
+        <w:t>(翔太は何も言わず、段ボール箱を台所へ運ぶ。女将が遼の湯呑みに温かい番茶を注ぐ。)</w:t>
       </w:r>
     </w:p>
     <w:p>
@@ -1246,7 +1246,7 @@
           <w:i w:val="0"/>
           <w:sz w:val="22"/>
         </w:rPr>
-        <w:t>怒ってるわけじゃないよ、あの子は。ただ、「何も変わってない」って、正直に言う人が、一人でもいるのは、まだましなんだよ。</w:t>
+        <w:t>怒ってるわけじゃないよ、あの子は。ただ「何も変わってない」って正直に言う人が、一人でもいるのは、まだましなんだよ。</w:t>
       </w:r>
     </w:p>
     <w:p>
@@ -1276,7 +1276,7 @@
           <w:color w:val="555555"/>
           <w:sz w:val="22"/>
         </w:rPr>
-        <w:t>(九月九日(金)、午後五時。汐見港の東側。鉄板の仮囲いが、前に見たときより高くなって、砂利を積んだダンプが列を作っている。囲いの外、フェンスの下の日陰に、折りたたみ椅子が三つ。大城が腕を組んで座り、その隣に杖を立てた遠藤。少し離れて、日焼けした浜野と、若い志賀。)</w:t>
+        <w:t>(九月九日(金)午後五時。汐見港の東側。鉄板の仮囲いが、前に見たときより高くなって、砂利を積んだダンプが列を作っている。囲いの外、フェンスの下の日陰に、折りたたみ椅子が三つ。大城が腕を組んで座り、その隣に杖を立てた遠藤。少し離れて、日焼けした浜野と、若い志賀。)</w:t>
       </w:r>
     </w:p>
     <w:p>
@@ -1391,7 +1391,7 @@
           <w:i w:val="0"/>
           <w:sz w:val="22"/>
         </w:rPr>
-        <w:t>んだ。おらたちの魚は、国の言う「値上がり」の、外にあるんだ。</w:t>
+        <w:t>んだ。おらたちの魚は、国の言う「値上がり」の外にあるんだ。</w:t>
       </w:r>
     </w:p>
     <w:p>
@@ -1506,7 +1506,7 @@
           <w:i w:val="0"/>
           <w:sz w:val="22"/>
         </w:rPr>
-        <w:t>「座る」って、前みたいに、この囲いの前で。</w:t>
+        <w:t>「座る」って前みたいに、この囲いの前で。</w:t>
       </w:r>
     </w:p>
     <w:p>
@@ -1529,7 +1529,7 @@
           <w:i w:val="0"/>
           <w:sz w:val="22"/>
         </w:rPr>
-        <w:t>そう。許可を取った集会の形でやる。でも、人が足りない。</w:t>
+        <w:t>そう。許可を取った集会の形でやる。でも人が足りない。</w:t>
       </w:r>
     </w:p>
     <w:p>
@@ -1567,7 +1567,7 @@
           <w:i w:val="0"/>
           <w:sz w:val="22"/>
         </w:rPr>
-        <w:t>おらも、座る。</w:t>
+        <w:t>おらも座る。</w:t>
       </w:r>
     </w:p>
     <w:p>
@@ -1636,7 +1636,7 @@
           <w:i w:val="0"/>
           <w:sz w:val="22"/>
         </w:rPr>
-        <w:t>八十七でしょう。夏が終わったとはいえ、地面は冷える。警備員も、警察も、遠藤さんには手加減しない。</w:t>
+        <w:t>八十七でしょう。夏が終わったとはいえ、地面は冷える。警備員も、警察も遠藤さんには手加減しない。</w:t>
       </w:r>
     </w:p>
     <w:p>
@@ -1674,7 +1674,7 @@
           <w:color w:val="555555"/>
           <w:sz w:val="22"/>
         </w:rPr>
-        <w:t>(浜野が、ため息をついて、遼のほうを見る。)</w:t>
+        <w:t>(浜野がため息をついて、遼のほうを見る。)</w:t>
       </w:r>
     </w:p>
     <w:p>
@@ -1697,7 +1697,7 @@
           <w:i w:val="0"/>
           <w:sz w:val="22"/>
         </w:rPr>
-        <w:t>先生は、何も言うな。</w:t>
+        <w:t>先生は何も言うな。</w:t>
       </w:r>
     </w:p>
     <w:p>
@@ -1743,7 +1743,7 @@
           <w:i w:val="0"/>
           <w:sz w:val="22"/>
         </w:rPr>
-        <w:t>おめえは、もう、あっち側の人だ。おらたちが何をしようと、おめえは見てるだけでいい。見てる人が、一人いるのは、無駄でねえ。</w:t>
+        <w:t>おめえは、もうあっち側の人だ。おらたちが何をしようと、おめえは見てるだけでいい。見てる人が、一人いるのは、無駄でねえ。</w:t>
       </w:r>
     </w:p>
     <w:p>
@@ -1789,7 +1789,7 @@
           <w:i w:val="0"/>
           <w:sz w:val="22"/>
         </w:rPr>
-        <w:t>難しいのは、分かってる。(帽子のつばを持ち上げ)だから、言うな。</w:t>
+        <w:t>難しいのは、分かってる。(帽子のつばを持ち上げ)だから言うな。</w:t>
       </w:r>
     </w:p>
     <w:p>
@@ -1834,7 +1834,7 @@
           <w:color w:val="555555"/>
           <w:sz w:val="22"/>
         </w:rPr>
-        <w:t>(九月十二日(月)午後三時。第一議員会館七一五号室。窓の外の議事堂は、夏の終わりの雲を背負って白く乾いている。応接机に、概算要求の資料が積まれている。榊が、付箋の貼られた一枚を遼の前に置く。壁の電気ポットが、小さく湯気を立てている。)</w:t>
+        <w:t>(九月十二日(月)午後三時。第一議員会館七一五号室。窓の外の議事堂は、夏の終わりの雲を背負って白く乾いている。応接机に、概算要求の資料が積まれている。榊が付箋の貼られた一枚を遼の前に置く。壁の電気ポットが、小さく湯気を立てている。)</w:t>
       </w:r>
     </w:p>
     <w:p>
@@ -1857,7 +1857,7 @@
           <w:i w:val="0"/>
           <w:sz w:val="22"/>
         </w:rPr>
-        <w:t>党のエネルギー・廃炉の合同部会が、あさって開かれます。先生は、オブザーバーとしてご出席です。</w:t>
+        <w:t>党のエネルギー・廃炉の合同部会が、あさって開かれます。先生はオブザーバーとしてご出席です。</w:t>
       </w:r>
     </w:p>
     <w:p>
@@ -1903,7 +1903,7 @@
           <w:i w:val="0"/>
           <w:sz w:val="22"/>
         </w:rPr>
-        <w:t>求められません。ただ、資料はお読みいただきます。(付箋の箇所を指で示す)廃炉に関する交付金の見直し案。立地自治体向けが、来年度、一割から二割減る見込みです。</w:t>
+        <w:t>求められません。ただ資料はお読みいただきます。(付箋の箇所を指で示す)廃炉に関する交付金の見直し案。立地自治体向けが、来年度、一割から二割減る見込みです。</w:t>
       </w:r>
     </w:p>
     <w:p>
@@ -1972,7 +1972,7 @@
           <w:i w:val="0"/>
           <w:sz w:val="22"/>
         </w:rPr>
-        <w:t>動く、とは。</w:t>
+        <w:t>動くとは。</w:t>
       </w:r>
     </w:p>
     <w:p>
@@ -1995,7 +1995,7 @@
           <w:i w:val="0"/>
           <w:sz w:val="22"/>
         </w:rPr>
-        <w:t>地元の首長、漁協、商工会からの要望書を、党の部会に届ける。それだけです。(間)ただ、要望書を持ち込む窓口が、先生の席の前に並ぶと、先生は「お願いされる人」になります。</w:t>
+        <w:t>地元の首長、漁協、商工会からの要望書を、党の部会に届ける。それだけです。(間)ただ要望書を持ち込む窓口が、先生の席の前に並ぶと、先生は「お願いされる人」になります。</w:t>
       </w:r>
     </w:p>
     <w:p>
@@ -2018,7 +2018,7 @@
           <w:i w:val="0"/>
           <w:sz w:val="22"/>
         </w:rPr>
-        <w:t>「お願いされる人」は、何を返すことになるんでしょう。</w:t>
+        <w:t>「お願いされる人」は何を返すことになるんでしょう。</w:t>
       </w:r>
     </w:p>
     <w:p>
@@ -2041,7 +2041,7 @@
           <w:i w:val="0"/>
           <w:sz w:val="22"/>
         </w:rPr>
-        <w:t>……そこは、先生が、ご自分でお決めになることです。</w:t>
+        <w:t>……そこは先生がご自分でお決めになることです。</w:t>
       </w:r>
     </w:p>
     <w:p>
@@ -2125,7 +2125,7 @@
           <w:i w:val="0"/>
           <w:sz w:val="22"/>
         </w:rPr>
-        <w:t>はい。会長代行の先生には、六月の総会でご挨拶を、と思っておりましたが、人波で叶いませんでした。(名刺を差し出す)以後、よろしくお願い申し上げます。</w:t>
+        <w:t>はい。会長代行の先生には、六月の総会でご挨拶を、と思っておりましたが、人波で叶いませんでした。(名刺を差し出す)以後よろしくお願い申し上げます。</w:t>
       </w:r>
     </w:p>
     <w:p>
@@ -2140,7 +2140,7 @@
           <w:color w:val="555555"/>
           <w:sz w:val="22"/>
         </w:rPr>
-        <w:t>(遼は名刺を受け取って、肩書きを見る。「潮音会事務局　総務担当」。裏に、手書きの携帯番号。)</w:t>
+        <w:t>(遼は名刺を受け取って、肩書きを見る。「潮音会事務局　総務担当」。裏に手書きの携帯番号。)</w:t>
       </w:r>
     </w:p>
     <w:p>
@@ -2186,7 +2186,7 @@
           <w:i w:val="0"/>
           <w:sz w:val="22"/>
         </w:rPr>
-        <w:t>例月、会派の用向きでお邪魔します。……今日は、日程のご案内だけです。(封筒から、紙を一枚取り出す)十月四日、臨時国会の初日の夜に、懇親の会がございます。</w:t>
+        <w:t>例月、会派の用向きでお邪魔します。……今日は日程のご案内だけです。(封筒から、紙を一枚取り出す)十月四日、臨時国会の初日の夜に、懇親の会がございます。</w:t>
       </w:r>
     </w:p>
     <w:p>
@@ -2288,7 +2288,7 @@
           <w:i w:val="0"/>
           <w:sz w:val="22"/>
         </w:rPr>
-        <w:t>……来月、あらためて、ご説明に上がります。今日は、ご挨拶までで。</w:t>
+        <w:t>……来月あらためて、ご説明に上がります。今日はご挨拶までで。</w:t>
       </w:r>
     </w:p>
     <w:p>
@@ -2372,7 +2372,7 @@
           <w:i w:val="0"/>
           <w:sz w:val="22"/>
         </w:rPr>
-        <w:t>今月分の「例月」が、まだ来ておりませんので。</w:t>
+        <w:t>今月分の「例月」がまだ来ておりませんので。</w:t>
       </w:r>
     </w:p>
     <w:p>
@@ -2402,7 +2402,7 @@
           <w:color w:val="555555"/>
           <w:sz w:val="22"/>
         </w:rPr>
-        <w:t>(九月十四日(水)午後三時四十分。同じ部屋。窓の外は雨。遼が机の前で、廃炉交付金の資料に赤ペンで線を引いている。扉が叩かれる。岩渕が、傘を畳みながら入ってくる。左脇に、白い和封筒より少し大きい、厚みのある茶封筒を抱えている。榊が、応接机の脇で立ち上がる。)</w:t>
+        <w:t>(九月十四日(水)午後三時四十分。同じ部屋。窓の外は雨。遼が机の前で、廃炉交付金の資料に赤ペンで線を引いている。扉が叩かれる。岩渕が傘を畳みながら入ってくる。左脇に白い和封筒より少し大きい、厚みのある茶封筒を抱えている。榊が応接机の脇で立ち上がる。)</w:t>
       </w:r>
     </w:p>
     <w:p>
@@ -2440,7 +2440,7 @@
           <w:color w:val="555555"/>
           <w:sz w:val="22"/>
         </w:rPr>
-        <w:t>(岩渕が、封筒を遼の机の中央に置く。表に、細い黒インキで「会長代行　真壁遼　様」。裏の合わせ目に、薄い朱印。厚みは、一センチ弱。)</w:t>
+        <w:t>(岩渕が封筒を遼の机の中央に置く。表に細い黒インキで「会長代行　真壁遼　様」。裏の合わせ目に、薄い朱印。厚みは一センチ弱。)</w:t>
       </w:r>
     </w:p>
     <w:p>
@@ -2463,7 +2463,7 @@
           <w:i w:val="0"/>
           <w:sz w:val="22"/>
         </w:rPr>
-        <w:t>……今月分、とは。</w:t>
+        <w:t>……今月分とは。</w:t>
       </w:r>
     </w:p>
     <w:p>
@@ -2547,7 +2547,7 @@
           <w:color w:val="555555"/>
           <w:sz w:val="22"/>
         </w:rPr>
-        <w:t>(榊の顔が、わずかに固まる。唇が、一度だけ閉じ直される。遼は封筒に手を伸ばさず、榊のほうも見ずに、岩渕を見続ける。)</w:t>
+        <w:t>(榊の顔が、わずかに固まる。唇が一度だけ閉じ直される。遼は封筒に手を伸ばさず、榊のほうも見ずに、岩渕を見続ける。)</w:t>
       </w:r>
     </w:p>
     <w:p>
@@ -2570,7 +2570,7 @@
           <w:i w:val="0"/>
           <w:sz w:val="22"/>
         </w:rPr>
-        <w:t>中身は、何ですか。</w:t>
+        <w:t>中身は何ですか。</w:t>
       </w:r>
     </w:p>
     <w:p>
@@ -2593,7 +2593,7 @@
           <w:i w:val="0"/>
           <w:sz w:val="22"/>
         </w:rPr>
-        <w:t>現金でございます。額は、先生ごとに事務総長が決めております。</w:t>
+        <w:t>現金でございます。額は先生ごとに事務総長が決めております。</w:t>
       </w:r>
     </w:p>
     <w:p>
@@ -2695,7 +2695,7 @@
           <w:i w:val="0"/>
           <w:sz w:val="22"/>
         </w:rPr>
-        <w:t>載せるものでは、ございません。皆様、そのように。</w:t>
+        <w:t>載せるものでは、ございません。皆様そのように。</w:t>
       </w:r>
     </w:p>
     <w:p>
@@ -2733,7 +2733,7 @@
           <w:i w:val="0"/>
           <w:sz w:val="22"/>
         </w:rPr>
-        <w:t>皆様、というのは、潮音会の所属議員の全員ですか。</w:t>
+        <w:t>皆様というのは、潮音会の所属議員の全員ですか。</w:t>
       </w:r>
     </w:p>
     <w:p>
@@ -2756,7 +2756,7 @@
           <w:i w:val="0"/>
           <w:sz w:val="22"/>
         </w:rPr>
-        <w:t>私の知る範囲では、そのように伺っております。(静かに)先生、ご不快に思われる必要はございません。悪意のある話では、ありません。昔から、こうして支え合ってまいりました。</w:t>
+        <w:t>私の知る範囲では、そのように伺っております。(静かに)先生ご不快に思われる必要はございません。悪意のある話では、ありません。昔からこうして支え合ってまいりました。</w:t>
       </w:r>
     </w:p>
     <w:p>
@@ -2817,7 +2817,7 @@
           <w:color w:val="555555"/>
           <w:sz w:val="22"/>
         </w:rPr>
-        <w:t>(遼は、封筒を、まだ触らない。)</w:t>
+        <w:t>(遼は封筒をまだ触らない。)</w:t>
       </w:r>
     </w:p>
     <w:p>
@@ -2909,7 +2909,7 @@
           <w:i w:val="0"/>
           <w:sz w:val="22"/>
         </w:rPr>
-        <w:t>……私が、お仕えする前から、と存じます。</w:t>
+        <w:t>……私がお仕えする前から、と存じます。</w:t>
       </w:r>
     </w:p>
     <w:p>
@@ -2955,7 +2955,7 @@
           <w:i w:val="0"/>
           <w:sz w:val="22"/>
         </w:rPr>
-        <w:t>ございました。(目を伏せて)お父上は、封筒の扱いを、ご自分でお決めになっておりました。どのように決められたかは、……帳簿が、申し上げるかと。</w:t>
+        <w:t>ございました。(目を伏せて)お父上は、封筒の扱いを、ご自分でお決めになっておりました。どのように決められたかは、……帳簿が申し上げるかと。</w:t>
       </w:r>
     </w:p>
     <w:p>
@@ -2970,7 +2970,7 @@
           <w:color w:val="555555"/>
           <w:sz w:val="22"/>
         </w:rPr>
-        <w:t>(遼は、そこで初めて、封筒に指を触れる。厚みを確かめるように、手のひらで一度だけ押さえる。それから、封筒を机の隅へ寄せる。)</w:t>
+        <w:t>(遼はそこで初めて、封筒に指を触れる。厚みを確かめるように、手のひらで一度だけ押さえる。それから、封筒を机の隅へ寄せる。)</w:t>
       </w:r>
     </w:p>
     <w:p>
@@ -2993,7 +2993,7 @@
           <w:i w:val="0"/>
           <w:sz w:val="22"/>
         </w:rPr>
-        <w:t>岩渕さん。私は、これを受け取りません。</w:t>
+        <w:t>岩渕さん。私はこれを受け取りません。</w:t>
       </w:r>
     </w:p>
     <w:p>
@@ -3039,7 +3039,7 @@
           <w:i w:val="0"/>
           <w:sz w:val="22"/>
         </w:rPr>
-        <w:t>ただ、置いて帰られても、事務所の前の廊下に置くわけにもいきません。お預かりします。「受領」の欄に、私の署名は入れません。</w:t>
+        <w:t>ただ置いて帰られても、事務所の前の廊下に置くわけにもいきません。お預かりします。「受領」の欄に私の署名は入れません。</w:t>
       </w:r>
     </w:p>
     <w:p>
@@ -3085,7 +3085,7 @@
           <w:i w:val="0"/>
           <w:sz w:val="22"/>
         </w:rPr>
-        <w:t>慣例だから、いるんです。(静かに)預かる、という記録を、残します。</w:t>
+        <w:t>慣例だからいるんです。(静かに)預かるという記録を、残します。</w:t>
       </w:r>
     </w:p>
     <w:p>
@@ -3146,7 +3146,7 @@
           <w:i w:val="0"/>
           <w:sz w:val="22"/>
         </w:rPr>
-        <w:t>私の、ですか。</w:t>
+        <w:t>私のですか。</w:t>
       </w:r>
     </w:p>
     <w:p>
@@ -3184,7 +3184,7 @@
           <w:color w:val="555555"/>
           <w:sz w:val="22"/>
         </w:rPr>
-        <w:t>(岩渕は、ペン先を見つめる。それから、短く息を吐いて、手帳の余白に「岩渕」とだけ書く。)</w:t>
+        <w:t>(岩渕はペン先を見つめる。それから、短く息を吐いて、手帳の余白に「岩渕」とだけ書く。)</w:t>
       </w:r>
     </w:p>
     <w:p>
@@ -3207,7 +3207,7 @@
           <w:i w:val="0"/>
           <w:sz w:val="22"/>
         </w:rPr>
-        <w:t>……私は、毎月、この役目を果たしただけです。</w:t>
+        <w:t>……私は毎月この役目を果たしただけです。</w:t>
       </w:r>
     </w:p>
     <w:p>
@@ -3230,7 +3230,7 @@
           <w:i w:val="0"/>
           <w:sz w:val="22"/>
         </w:rPr>
-        <w:t>分かっています。(手帳を閉じる)事務総長の大関さんに、「私が預かった」とだけお伝えください。理由は、あとで、私から申し上げます。</w:t>
+        <w:t>分かっています。(手帳を閉じる)事務総長の大関さんに、「私が預かった」とだけお伝えください。理由はあとで私から申し上げます。</w:t>
       </w:r>
     </w:p>
     <w:p>
@@ -3245,7 +3245,7 @@
           <w:color w:val="555555"/>
           <w:sz w:val="22"/>
         </w:rPr>
-        <w:t>(岩渕が一礼して出ていく。扉が閉まる。雨の音だけが残る。榊が、無言で、机の端に立ったまま動かない。)</w:t>
+        <w:t>(岩渕が一礼して出ていく。扉が閉まる。雨の音だけが残る。榊が無言で机の端に立ったまま動かない。)</w:t>
       </w:r>
     </w:p>
     <w:p>
@@ -3314,7 +3314,7 @@
           <w:i w:val="0"/>
           <w:sz w:val="22"/>
         </w:rPr>
-        <w:t>私の、立場。</w:t>
+        <w:t>私の立場。</w:t>
       </w:r>
     </w:p>
     <w:p>
@@ -3352,7 +3352,7 @@
           <w:color w:val="555555"/>
           <w:sz w:val="22"/>
         </w:rPr>
-        <w:t>(榊は、何かを言おうとして、やめる。)</w:t>
+        <w:t>(榊は何かを言おうとして、やめる。)</w:t>
       </w:r>
     </w:p>
     <w:p>
@@ -3428,7 +3428,7 @@
           <w:color w:val="555555"/>
           <w:sz w:val="22"/>
         </w:rPr>
-        <w:t>(同じ日、午後七時。事務所の電気は、机の上のスタンドだけ。壁際に、鼠色の小型耐火金庫。故・功の使っていたもので、扉の隅に、爪で引っかいた古い傷が一本ある。遼が、封筒を両手で持ち上げる。机には、携帯六法が開かれている。榊は、まだ帰っていない。)</w:t>
+        <w:t>(同じ日、午後七時。事務所の電気は、机の上のスタンドだけ。壁際に鼠色の小型耐火金庫。故・功の使っていたもので、扉の隅に、爪で引っかいた古い傷が一本ある。遼が封筒を両手で持ち上げる。机には携帯六法が開かれている。榊はまだ帰っていない。)</w:t>
       </w:r>
     </w:p>
     <w:p>
@@ -3558,7 +3558,7 @@
           <w:i w:val="0"/>
           <w:sz w:val="22"/>
         </w:rPr>
-        <w:t>「国民の疑惑を招くことのないよう」。(間)そして、第十二条。会計責任者は、毎年十二月三十一日現在で、団体の収入と支出のすべてを、収支報告書に記載して提出する。「すべて」と書いてある。</w:t>
+        <w:t>「国民の疑惑を招くことのないよう」。(間)そして第十二条。会計責任者は、毎年十二月三十一日現在で、団体の収入と支出のすべてを、収支報告書に記載して提出する。「すべて」と書いてある。</w:t>
       </w:r>
     </w:p>
     <w:p>
@@ -3604,7 +3604,7 @@
           <w:i w:val="0"/>
           <w:sz w:val="22"/>
         </w:rPr>
-        <w:t>では、この封筒は、「すべて」の中に入りますか。</w:t>
+        <w:t>ではこの封筒は、「すべて」の中に入りますか。</w:t>
       </w:r>
     </w:p>
     <w:p>
@@ -3619,7 +3619,7 @@
           <w:color w:val="555555"/>
           <w:sz w:val="22"/>
         </w:rPr>
-        <w:t>(榊は、答えない。長い沈黙。電気ポットの沸騰が止まる音。)</w:t>
+        <w:t>(榊は答えない。長い沈黙。電気ポットの沸騰が止まる音。)</w:t>
       </w:r>
     </w:p>
     <w:p>
@@ -3688,7 +3688,7 @@
           <w:i w:val="0"/>
           <w:sz w:val="22"/>
         </w:rPr>
-        <w:t>議員の先生方のことは、私には、分かりかねます。ただ、……お父上は。</w:t>
+        <w:t>議員の先生方のことは、私には分かりかねます。ただ……お父上は。</w:t>
       </w:r>
     </w:p>
     <w:p>
@@ -3734,7 +3734,7 @@
           <w:i w:val="0"/>
           <w:sz w:val="22"/>
         </w:rPr>
-        <w:t>「受領」の月と、「返却」の月が、ございました。お父上は、受け取った月も、返した月も、ご自分で、帳簿に書いておられました。</w:t>
+        <w:t>「受領」の月と「返却」の月がございました。お父上は、受け取った月も、返した月も、ご自分で、帳簿に書いておられました。</w:t>
       </w:r>
     </w:p>
     <w:p>
@@ -3795,7 +3795,7 @@
           <w:color w:val="555555"/>
           <w:sz w:val="22"/>
         </w:rPr>
-        <w:t>(遼は、金庫の前にしゃがむ。ダイヤルを回す。扉が鈍く開く。中に、古い通帳が一冊と、父の万年筆が一本。遼は、封筒を、その万年筆の隣に置く。)</w:t>
+        <w:t>(遼は金庫の前にしゃがむ。ダイヤルを回す。扉が鈍く開く。中に古い通帳が一冊と、父の万年筆が一本。遼は封筒をその万年筆の隣に置く。)</w:t>
       </w:r>
     </w:p>
     <w:p>
@@ -3818,7 +3818,7 @@
           <w:i w:val="0"/>
           <w:sz w:val="22"/>
         </w:rPr>
-        <w:t>受領でも、返却でもない。……どちらかに決められるまで、「保管」と呼ぶことにします。</w:t>
+        <w:t>受領でも返却でもない。……どちらかに決められるまで、「保管」と呼ぶことにします。</w:t>
       </w:r>
     </w:p>
     <w:p>
@@ -3864,7 +3864,7 @@
           <w:i w:val="0"/>
           <w:sz w:val="22"/>
         </w:rPr>
-        <w:t>決められないまま、年を越すことも、あり得ます。(扉を閉める)でも、日付だけは、毎月、残します。</w:t>
+        <w:t>決められないまま、年を越すことも、あり得ます。(扉を閉める)でも日付だけは、毎月、残します。</w:t>
       </w:r>
     </w:p>
     <w:p>
@@ -3879,7 +3879,7 @@
           <w:color w:val="555555"/>
           <w:sz w:val="22"/>
         </w:rPr>
-        <w:t>(遼は手帳を開き、もう一度、さっきの行に目を通す。「保管」の二文字の下に、小さな、日付の欄を足す。)</w:t>
+        <w:t>(遼は手帳を開き、もう一度、さっきの行に目を通す。「保管」の二文字の下に、小さな日付の欄を足す。)</w:t>
       </w:r>
     </w:p>
     <w:p>
@@ -3902,7 +3902,7 @@
           <w:i w:val="0"/>
           <w:sz w:val="22"/>
         </w:rPr>
-        <w:t>先生。それは、お父上のなさったことと、同じ、でございますか。</w:t>
+        <w:t>先生。それは、お父上のなさったことと、同じでございますか。</w:t>
       </w:r>
     </w:p>
     <w:p>
@@ -3925,7 +3925,7 @@
           <w:i w:val="0"/>
           <w:sz w:val="22"/>
         </w:rPr>
-        <w:t>違うと思います。父は、決めて、書いた。私は、決めずに、書く。</w:t>
+        <w:t>違うと思います。父は決めて書いた。私は決めずに、書く。</w:t>
       </w:r>
     </w:p>
     <w:p>
@@ -3986,7 +3986,7 @@
           <w:color w:val="555555"/>
           <w:sz w:val="22"/>
         </w:rPr>
-        <w:t>(榊は、深く一礼する。それから、初めて、遼の机の隅に置かれた紙コップのほうを見る。コップの中身は、遼が自分で注いだ、ほうじ茶。)</w:t>
+        <w:t>(榊は深く一礼する。それから、初めて遼の机の隅に置かれた紙コップのほうを見る。コップの中身は、遼が自分で注いだ、ほうじ茶。)</w:t>
       </w:r>
     </w:p>
     <w:p>
@@ -4009,7 +4009,7 @@
           <w:i w:val="0"/>
           <w:sz w:val="22"/>
         </w:rPr>
-        <w:t>先生。……お茶は、まだ、頂けませんが。</w:t>
+        <w:t>先生。……お茶はまだ頂けませんが。</w:t>
       </w:r>
     </w:p>
     <w:p>
@@ -4055,7 +4055,7 @@
           <w:i w:val="0"/>
           <w:sz w:val="22"/>
         </w:rPr>
-        <w:t>ただ、……今日のお茶は、湯気が、きれいでございますね。</w:t>
+        <w:t>ただ……今日のお茶は、湯気がきれいでございますね。</w:t>
       </w:r>
     </w:p>
     <w:p>
@@ -4108,7 +4108,7 @@
           <w:color w:val="555555"/>
           <w:sz w:val="22"/>
         </w:rPr>
-        <w:t>(九月十六日(金)、午後八時。遼が一人、机で受話器を耳に当てている。机の上に、黒い手帳。電話の向こうは、小野寺。背後で、紙を繰る音。)</w:t>
+        <w:t>(九月十六日(金)午後八時。遼が一人、机で受話器を耳に当てている。机の上に、黒い手帳。電話の向こうは、小野寺。背後で紙を繰る音。)</w:t>
       </w:r>
     </w:p>
     <w:p>
@@ -4177,7 +4177,7 @@
           <w:i w:val="0"/>
           <w:sz w:val="22"/>
         </w:rPr>
-        <w:t>十二冊のうち、四冊目までの突合が終わりました。ただ、「終わった」と「分かった」は、別でございます。</w:t>
+        <w:t>十二冊のうち、四冊目までの突合が終わりました。ただ「終わった」と「分かった」は別でございます。</w:t>
       </w:r>
     </w:p>
     <w:p>
@@ -4200,7 +4200,7 @@
           <w:i w:val="0"/>
           <w:sz w:val="22"/>
         </w:rPr>
-        <w:t>別、というと。</w:t>
+        <w:t>別というと。</w:t>
       </w:r>
     </w:p>
     <w:p>
@@ -4223,7 +4223,7 @@
           <w:i w:val="0"/>
           <w:sz w:val="22"/>
         </w:rPr>
-        <w:t>数字が合うことと、数字の意味が分かることは、違います。(間)今は、「合っている箇所」と「合っていない箇所」を、色分けしている段階です。</w:t>
+        <w:t>数字が合うことと、数字の意味が分かることは、違います。(間)今は「合っている箇所」と「合っていない箇所」を色分けしている段階です。</w:t>
       </w:r>
     </w:p>
     <w:p>
@@ -4246,7 +4246,7 @@
           <w:i w:val="0"/>
           <w:sz w:val="22"/>
         </w:rPr>
-        <w:t>一つ、伺ってもいいですか。分析とは別の相談です。</w:t>
+        <w:t>一つ伺ってもいいですか。分析とは別の相談です。</w:t>
       </w:r>
     </w:p>
     <w:p>
@@ -4292,7 +4292,7 @@
           <w:i w:val="0"/>
           <w:sz w:val="22"/>
         </w:rPr>
-        <w:t>私の手元に、現金の封筒が一通あります。「会派からの還元」と言って置かれました。受け取っていません。金庫に、日付つきで保管しています。この処理は、……法的に、どう見えますか。</w:t>
+        <w:t>私の手元に、現金の封筒が一通あります。「会派からの還元」と言って置かれました。受け取っていません。金庫に日付つきで保管しています。この処理は、……法的にどう見えますか。</w:t>
       </w:r>
     </w:p>
     <w:p>
@@ -4330,7 +4330,7 @@
           <w:i w:val="0"/>
           <w:sz w:val="22"/>
         </w:rPr>
-        <w:t>先生。それは、「分析の相談」ではなく、「ご自身の件」のご相談ですね。</w:t>
+        <w:t>先生。それは「分析の相談」ではなく、「ご自身の件」のご相談ですね。</w:t>
       </w:r>
     </w:p>
     <w:p>
@@ -4376,7 +4376,7 @@
           <w:i w:val="0"/>
           <w:sz w:val="22"/>
         </w:rPr>
-        <w:t>では、一般論だけ申し上げます。収支報告書に記載する義務は、団体が「収入」として受け取ったときに生じます。受け取っていなければ、収入ではありません。ただし、「預かる」という名目の長期保管は、実質的な受領と見られる危険があります。</w:t>
+        <w:t>では一般論だけ申し上げます。収支報告書に記載する義務は、団体が「収入」として受け取ったときに生じます。受け取っていなければ、収入ではありません。ただし「預かる」という名目の長期保管は、実質的な受領と見られる危険があります。</w:t>
       </w:r>
     </w:p>
     <w:p>
@@ -4399,7 +4399,7 @@
           <w:i w:val="0"/>
           <w:sz w:val="22"/>
         </w:rPr>
-        <w:t>期間が、問題ですか。</w:t>
+        <w:t>期間が問題ですか。</w:t>
       </w:r>
     </w:p>
     <w:p>
@@ -4422,7 +4422,7 @@
           <w:i w:val="0"/>
           <w:sz w:val="22"/>
         </w:rPr>
-        <w:t>期間と、記録と、意思です。(静かに)先生の「保管」の記録が、「預かった時点で、使う意思がなかった」ことを示すなら、有利に働きます。ですが、毎月届くものを、毎月預かるなら、いつか「受領」と見られます。</w:t>
+        <w:t>期間と記録と意思です。(静かに)先生の「保管」の記録が、「預かった時点で、使う意思がなかった」ことを示すなら、有利に働きます。ですが毎月届くものを、毎月預かるなら、いつか「受領」と見られます。</w:t>
       </w:r>
     </w:p>
     <w:p>
@@ -4468,7 +4468,7 @@
           <w:i w:val="0"/>
           <w:sz w:val="22"/>
         </w:rPr>
-        <w:t>「例月」と、先生はおっしゃいました。つまり、続くのでしょう。</w:t>
+        <w:t>「例月」と先生はおっしゃいました。つまり続くのでしょう。</w:t>
       </w:r>
     </w:p>
     <w:p>
@@ -4483,7 +4483,7 @@
           <w:color w:val="555555"/>
           <w:sz w:val="22"/>
         </w:rPr>
-        <w:t>(遼は、手帳の「保管」の欄を見つめる。)</w:t>
+        <w:t>(遼は手帳の「保管」の欄を見つめる。)</w:t>
       </w:r>
     </w:p>
     <w:p>
@@ -4529,7 +4529,7 @@
           <w:i w:val="0"/>
           <w:sz w:val="22"/>
         </w:rPr>
-        <w:t>もう一つだけ。第一冊を、私たちが読んだことは、申し上げられません。けれど、「受領と返却の欄が、あるお父上の手で、同じ書式で続いている」ことは、先生にだけ、お伝えしておきます。</w:t>
+        <w:t>もう一つだけ。第一冊を、私たちが読んだことは、申し上げられません。けれど「受領と返却の欄が、あるお父上の手で、同じ書式で続いている」ことは先生にだけ、お伝えしておきます。</w:t>
       </w:r>
     </w:p>
     <w:p>
@@ -4575,7 +4575,7 @@
           <w:i w:val="0"/>
           <w:sz w:val="22"/>
         </w:rPr>
-        <w:t>ええ。(声が低くなる)父上は、封筒を「受領」とも「返却」とも書いておられた。書けない月は、「空白」にしておられた。「保管」という書き方は、一度もありませんでした。</w:t>
+        <w:t>ええ。(声が低くなる)父上は封筒を「受領」とも「返却」とも書いておられた。書けない月は、「空白」にしておられた。「保管」という書き方は、一度もありませんでした。</w:t>
       </w:r>
     </w:p>
     <w:p>
@@ -4590,7 +4590,7 @@
           <w:color w:val="555555"/>
           <w:sz w:val="22"/>
         </w:rPr>
-        <w:t>(遼は、受話器を持ち直す。)</w:t>
+        <w:t>(遼は受話器を持ち直す。)</w:t>
       </w:r>
     </w:p>
     <w:p>
@@ -4613,7 +4613,7 @@
           <w:i w:val="0"/>
           <w:sz w:val="22"/>
         </w:rPr>
-        <w:t>……「保管」は、一度も。</w:t>
+        <w:t>……「保管」は一度も。</w:t>
       </w:r>
     </w:p>
     <w:p>
@@ -4636,7 +4636,7 @@
           <w:i w:val="0"/>
           <w:sz w:val="22"/>
         </w:rPr>
-        <w:t>はい。ですから、先生の書き方は、新しい。新しいものは、悪くも、良くも、見られます。(間)お茶は、ちゃんと、飲んでくださいね。</w:t>
+        <w:t>はい。ですから、先生の書き方は、新しい。新しいものは、悪くも良くも見られます。(間)お茶はちゃんと、飲んでくださいね。</w:t>
       </w:r>
     </w:p>
     <w:p>
@@ -4651,7 +4651,7 @@
           <w:color w:val="555555"/>
           <w:sz w:val="22"/>
         </w:rPr>
-        <w:t>(電話が切れる。遼は、紙コップのほうじ茶を、初めて自分で、一口、飲む。ぬるい。)</w:t>
+        <w:t>(電話が切れる。遼は紙コップのほうじ茶を、初めて自分で、一口、飲む。ぬるい。)</w:t>
       </w:r>
     </w:p>
     <w:p>
@@ -4681,7 +4681,7 @@
           <w:color w:val="555555"/>
           <w:sz w:val="22"/>
         </w:rPr>
-        <w:t>(九月十七日(土)、午後二時。汐見の桐生法律事務所。窓の外の駐車場で、子どもの笑い声が聞こえる。鉄瓶から、細く湯気が上がっている。三浦が、棚の湯呑みを順番に出している。灯が、領収書の束を整理している。ドアが開いて、相沢が入ってくる。胸の前に、青い抱っこ紐。中に、小さな頭。後ろから、亜美。)</w:t>
+        <w:t>(九月十七日(土)午後二時。汐見の桐生法律事務所。窓の外の駐車場で、子どもの笑い声が聞こえる。鉄瓶から、細く湯気が上がっている。三浦が棚の湯呑みを順番に出している。灯が領収書の束を整理している。ドアが開いて、相沢が入ってくる。胸の前に、青い抱っこ紐。中に小さな頭。後ろから、亜美。)</w:t>
       </w:r>
     </w:p>
     <w:p>
@@ -4727,7 +4727,7 @@
           <w:i w:val="0"/>
           <w:sz w:val="22"/>
         </w:rPr>
-        <w:t>遅くなった。先に、礼を言う。……生まれた。九月三日の、午前五時四十分。三千百二十グラム。</w:t>
+        <w:t>遅くなった。先に礼を言う。……生まれた。九月三日の、午前五時四十分。三千百二十グラム。</w:t>
       </w:r>
     </w:p>
     <w:p>
@@ -4765,7 +4765,7 @@
           <w:color w:val="555555"/>
           <w:sz w:val="22"/>
         </w:rPr>
-        <w:t>(亜美が、抱っこ紐の中の子を、そっと覗かせる。白いおくるみ。小さな、閉じた目。)</w:t>
+        <w:t>(亜美が抱っこ紐の中の子を、そっと覗かせる。白いおくるみ。小さな閉じた目。)</w:t>
       </w:r>
     </w:p>
     <w:p>
@@ -4857,7 +4857,7 @@
           <w:i w:val="0"/>
           <w:sz w:val="22"/>
         </w:rPr>
-        <w:t>あなたが、「水に因んだ名前がいい」って、言ったでしょう。</w:t>
+        <w:t>あなたが、「水に因んだ名前がいい」って言ったでしょう。</w:t>
       </w:r>
     </w:p>
     <w:p>
@@ -4895,7 +4895,7 @@
           <w:color w:val="555555"/>
           <w:sz w:val="22"/>
         </w:rPr>
-        <w:t>(三浦が湯呑みを四つ、卓に並べる。一番最初に、手の小さな子の前に、小さな紙コップを置く。中身は、白湯。)</w:t>
+        <w:t>(三浦が湯呑みを四つ、卓に並べる。一番最初に、手の小さな子の前に、小さな紙コップを置く。中身は白湯。)</w:t>
       </w:r>
     </w:p>
     <w:p>
@@ -4964,7 +4964,7 @@
           <w:i w:val="0"/>
           <w:sz w:val="22"/>
         </w:rPr>
-        <w:t>湯気を、吸っていただくだけでいいんです。</w:t>
+        <w:t>湯気を吸っていただくだけでいいんです。</w:t>
       </w:r>
     </w:p>
     <w:p>
@@ -4979,7 +4979,7 @@
           <w:color w:val="555555"/>
           <w:sz w:val="22"/>
         </w:rPr>
-        <w:t>(亜美が笑う。灯が、小さく手を振る。澪は目を開けない。)</w:t>
+        <w:t>(亜美が笑う。灯が小さく手を振る。澪は目を開けない。)</w:t>
       </w:r>
     </w:p>
     <w:p>
@@ -5048,7 +5048,7 @@
           <w:i w:val="0"/>
           <w:sz w:val="22"/>
         </w:rPr>
-        <w:t>「譴責」は、事務所の内部処分の中では、軽いほうですね。</w:t>
+        <w:t>「譴責」は事務所の内部処分の中では、軽いほうですね。</w:t>
       </w:r>
     </w:p>
     <w:p>
@@ -5071,7 +5071,7 @@
           <w:i w:val="0"/>
           <w:sz w:val="22"/>
         </w:rPr>
-        <w:t>軽い。(苦く笑う)軽いが、事務所には、戻された。席も、ある。ただし、案件は何も回ってこない。メールの宛先からも、外された。</w:t>
+        <w:t>軽い。(苦く笑う)軽いが事務所には、戻された。席もある。ただし案件は何も回ってこない。メールの宛先からも、外された。</w:t>
       </w:r>
     </w:p>
     <w:p>
@@ -5094,7 +5094,7 @@
           <w:i w:val="0"/>
           <w:sz w:val="22"/>
         </w:rPr>
-        <w:t>席は、あるのに。</w:t>
+        <w:t>席はあるのに。</w:t>
       </w:r>
     </w:p>
     <w:p>
@@ -5117,7 +5117,7 @@
           <w:i w:val="0"/>
           <w:sz w:val="22"/>
         </w:rPr>
-        <w:t>席が、あるんだよ。(静かに)「出社してよい、ただし、何もしなくてよい」。そのまま、「何もしない人」にする、という。</w:t>
+        <w:t>席があるんだよ。(静かに)「出社してよい、ただし何もしなくてよい」。そのまま、「何もしない人」にする、という。</w:t>
       </w:r>
     </w:p>
     <w:p>
@@ -5140,7 +5140,7 @@
           <w:i w:val="0"/>
           <w:sz w:val="22"/>
         </w:rPr>
-        <w:t>昼は、澪を見るから、いいの。</w:t>
+        <w:t>昼は澪を見るから、いいの。</w:t>
       </w:r>
     </w:p>
     <w:p>
@@ -5163,7 +5163,7 @@
           <w:i w:val="0"/>
           <w:sz w:val="22"/>
         </w:rPr>
-        <w:t>俺は、いいんだ。(遼を見て)お前に、言っておくことがある。</w:t>
+        <w:t>俺はいいんだ。(遼を見て)お前に言っておくことがある。</w:t>
       </w:r>
     </w:p>
     <w:p>
@@ -5209,7 +5209,7 @@
           <w:i w:val="0"/>
           <w:sz w:val="22"/>
         </w:rPr>
-        <w:t>……今は、言わない。言えない。ただ、「何もしていない」ように見えるうちが、一番、動けるんだ。</w:t>
+        <w:t>……今は言わない。言えない。ただ「何もしていない」ように見えるうちが、一番、動けるんだ。</w:t>
       </w:r>
     </w:p>
     <w:p>
@@ -5247,7 +5247,7 @@
           <w:i w:val="0"/>
           <w:sz w:val="22"/>
         </w:rPr>
-        <w:t>アルバイトの契約、今月で一度、切れます。(伝票を揃え)十二月、もう一度、お邪魔してもいいですか。</w:t>
+        <w:t>アルバイトの契約、今月で一度、切れます。(伝票を揃え)十二月もう一度、お邪魔してもいいですか。</w:t>
       </w:r>
     </w:p>
     <w:p>
@@ -5293,7 +5293,7 @@
           <w:i w:val="0"/>
           <w:sz w:val="22"/>
         </w:rPr>
-        <w:t>ゼミの研究に、政策の現場を見たいんです。それが、一番正直な理由です。(視線を外して)二番目の理由は、ご想像にお任せします。</w:t>
+        <w:t>ゼミの研究に、政策の現場を見たいんです。それが一番正直な理由です。(視線を外して)二番目の理由は、ご想像にお任せします。</w:t>
       </w:r>
     </w:p>
     <w:p>
@@ -5354,7 +5354,7 @@
           <w:color w:val="555555"/>
           <w:sz w:val="22"/>
         </w:rPr>
-        <w:t>(相沢が、抱っこ紐の中の澪の背中を、手のひらで、ゆっくり撫でる。)</w:t>
+        <w:t>(相沢が抱っこ紐の中の澪の背中を、手のひらで、ゆっくり撫でる。)</w:t>
       </w:r>
     </w:p>
     <w:p>
@@ -5377,7 +5377,7 @@
           <w:i w:val="0"/>
           <w:sz w:val="22"/>
         </w:rPr>
-        <w:t>「めんこい」って、言うんだろう。ここでは。</w:t>
+        <w:t>「めんこい」って言うんだろう。ここでは。</w:t>
       </w:r>
     </w:p>
     <w:p>
@@ -5423,7 +5423,7 @@
           <w:i w:val="0"/>
           <w:sz w:val="22"/>
         </w:rPr>
-        <w:t>俺は、ここの人間じゃない。けど、ようやく、使っていい気がする。(小さく)……めんこい。</w:t>
+        <w:t>俺はここの人間じゃない。けどようやく、使っていい気がする。(小さく)……めんこい。</w:t>
       </w:r>
     </w:p>
     <w:p>
@@ -5453,7 +5453,7 @@
           <w:color w:val="555555"/>
           <w:sz w:val="22"/>
         </w:rPr>
-        <w:t>(九月三十日(金)、午後九時。汐見の事務所。灯と三浦はもう帰った。遼が一人、奥の机で、鉄瓶の湯を急須に注ぐ。机の上に、菅野から届いた新米の袋。五キロ。袋の口に、不揃いな筆文字で「新米　菅野」と書かれた紙が貼ってある。携帯が鳴る。表示は「久我」。)</w:t>
+        <w:t>(九月三十日(金)午後九時。汐見の事務所。灯と三浦はもう帰った。遼が一人、奥の机で、鉄瓶の湯を急須に注ぐ。机の上に、菅野から届いた新米の袋。五キロ。袋の口に、不揃いな筆文字で「新米　菅野」と書かれた紙が貼ってある。携帯が鳴る。表示は「久我」。)</w:t>
       </w:r>
     </w:p>
     <w:p>
@@ -5499,7 +5499,7 @@
           <w:i w:val="0"/>
           <w:sz w:val="22"/>
         </w:rPr>
-        <w:t>夜分に、すまんな。(咳をして)用件は、ない。声を聞いておこうと思っただけだ。</w:t>
+        <w:t>夜分にすまんな。(咳をして)用件はない。声を聞いておこうと思っただけだ。</w:t>
       </w:r>
     </w:p>
     <w:p>
